--- a/technical_document/docx/05_developer_extension/DOC-05-EXT-01_Developer_Onboarding_and_Local_Workspace_Quickstart.docx
+++ b/technical_document/docx/05_developer_extension/DOC-05-EXT-01_Developer_Onboarding_and_Local_Workspace_Quickstart.docx
@@ -1539,6 +1539,58 @@
           </w:p>
         </w:tc>
       </w:tr>
+      <w:tr>
+        <w:tc>
+          <w:tcPr>
+            <w:tcW w:type="dxa" w:w="1872"/>
+          </w:tcPr>
+          <w:p>
+            <w:r>
+              <w:t>3.1.0</w:t>
+            </w:r>
+          </w:p>
+        </w:tc>
+        <w:tc>
+          <w:tcPr>
+            <w:tcW w:type="dxa" w:w="1872"/>
+          </w:tcPr>
+          <w:p>
+            <w:r>
+              <w:t>October 2026</w:t>
+            </w:r>
+          </w:p>
+        </w:tc>
+        <w:tc>
+          <w:tcPr>
+            <w:tcW w:type="dxa" w:w="1872"/>
+          </w:tcPr>
+          <w:p>
+            <w:r>
+              <w:t>Independent Forensic Re-audit</w:t>
+            </w:r>
+          </w:p>
+        </w:tc>
+        <w:tc>
+          <w:tcPr>
+            <w:tcW w:type="dxa" w:w="1872"/>
+          </w:tcPr>
+          <w:p>
+            <w:r>
+              <w:t>Factual corrections per audit/docx_forensic_audit_2026-10-08.md</w:t>
+            </w:r>
+          </w:p>
+        </w:tc>
+        <w:tc>
+          <w:tcPr>
+            <w:tcW w:type="dxa" w:w="1872"/>
+          </w:tcPr>
+          <w:p>
+            <w:r>
+              <w:t>Applied</w:t>
+            </w:r>
+          </w:p>
+        </w:tc>
+      </w:tr>
     </w:tbl>
     <w:p>
       <w:pPr>
@@ -1790,7 +1842,7 @@
           <w:color w:val="2D3748"/>
           <w:sz w:val="19"/>
         </w:rPr>
-        <w:t xml:space="preserve"> core engineering group. ULMS is an enterprise-grade core lending platform engineered for scheduled commercial banks in Bangladesh, built upon Spring Boot 4, Apache Fineract 1.12.x Community Edition, PostgreSQL 17, and React 19.</w:t>
+        <w:t xml:space="preserve"> core engineering group. ULMS is an enterprise-grade core lending platform engineered for scheduled commercial banks in Bangladesh, built upon Spring Boot 4, Apache Fineract CE (digest-pinned) Community Edition, PostgreSQL 17, and React 19.</w:t>
       </w:r>
     </w:p>
     <w:p>
@@ -3179,9 +3231,9 @@
               <w:br/>
               <w:t>├── deploy/</w:t>
               <w:br/>
-              <w:t>│   ├── compose/         # Docker Compose local stack (Postgres, Keycloak, Redis, Fineract)</w:t>
+              <w:t>│   ├── compose/         # Docker Compose local stack (Postgres, Keycloak, Fineract, MinIO, Prometheus, Grafana)</w:t>
               <w:br/>
-              <w:t>│   └── k3s/             # Production Kubernetes Helm charts and manifests</w:t>
+              <w:t>│   └── k3s/             # Production Helm chart lives at deploy/chart/ulms</w:t>
               <w:br/>
               <w:t>└── e2e/                 # Playwright End-to-End Test Harness (12 journey suites)</w:t>
             </w:r>
@@ -3417,7 +3469,7 @@
               <w:br/>
               <w:t>cd deploy/compose</w:t>
               <w:br/>
-              <w:t>docker compose up -d postgres redis keycloak fineract</w:t>
+              <w:t>docker compose up -d postgres keycloak fineract minio</w:t>
               <w:br/>
               <w:br/>
               <w:t># 2. Run backend API from IDE or terminal</w:t>
@@ -3530,7 +3582,7 @@
               <w:t>npm run mock:api &amp;</w:t>
               <w:br/>
               <w:br/>
-              <w:t># Start Vite 7 development server with HMR (Port 3000)</w:t>
+              <w:t># Start Vite 7 development server with HMR (Port 5173)</w:t>
               <w:br/>
               <w:t>npm run dev</w:t>
             </w:r>
@@ -3561,7 +3613,7 @@
           <w:color w:val="801515"/>
           <w:sz w:val="18"/>
         </w:rPr>
-        <w:t>http://localhost:3000</w:t>
+        <w:t>http://localhost:5173</w:t>
       </w:r>
       <w:r>
         <w:rPr>
@@ -3716,7 +3768,7 @@
           <w:color w:val="2D3748"/>
           <w:sz w:val="19"/>
         </w:rPr>
-        <w:t xml:space="preserve">Create a new migration file in </w:t>
+        <w:t>Create a new migration file in apps/api/src/main/resources/db/migration/V19__add_customer_tin.sql (V18 already exists — always create the NEXT free version):</w:t>
       </w:r>
       <w:r>
         <w:rPr>
@@ -3724,7 +3776,6 @@
           <w:color w:val="801515"/>
           <w:sz w:val="18"/>
         </w:rPr>
-        <w:t>apps/api/src/main/resources/db/migration/V18__field_gateway.sql</w:t>
       </w:r>
       <w:r>
         <w:rPr>
@@ -3732,7 +3783,6 @@
           <w:color w:val="2D3748"/>
           <w:sz w:val="19"/>
         </w:rPr>
-        <w:t>:</w:t>
       </w:r>
     </w:p>
     <w:tbl>
@@ -3788,19 +3838,19 @@
               <w:t>-- Purpose: Add statutory Tax Identification Number (TIN) field to Customer entity</w:t>
               <w:br/>
               <w:br/>
-              <w:t>ALTER TABLE ulms_app.customers</w:t>
+              <w:t>ALTER TABLE ulms.customer</w:t>
               <w:br/>
               <w:t>ADD COLUMN IF NOT EXISTS tax_identification_number VARCHAR(32);</w:t>
               <w:br/>
               <w:br/>
-              <w:t xml:space="preserve">COMMENT ON COLUMN ulms_app.customers.tax_identification_number IS </w:t>
+              <w:t xml:space="preserve">COMMENT ON COLUMN ulms.customer.tax_identification_number IS </w:t>
               <w:br/>
               <w:t>'National Board of Revenue (NBR) 12-digit Taxpayer Identification Number (TIN)';</w:t>
               <w:br/>
               <w:br/>
               <w:t xml:space="preserve">CREATE INDEX IF NOT EXISTS idx_customers_tin </w:t>
               <w:br/>
-              <w:t xml:space="preserve">ON ulms_app.customers (tax_identification_number) </w:t>
+              <w:t xml:space="preserve">ON ulms.customer (tax_identification_number) </w:t>
               <w:br/>
               <w:t>WHERE tax_identification_number IS NOT NULL;</w:t>
             </w:r>
@@ -5253,6 +5303,19 @@
         <w:t>— End of Developer Onboarding &amp; Local Workspace Quickstart Guide —</w:t>
       </w:r>
     </w:p>
+    <w:p>
+      <w:r>
+        <w:rPr>
+          <w:b/>
+        </w:rPr>
+        <w:t>Addendum — v3.1.0 corrections (Independent Forensic Re-audit, 8 October 2026)</w:t>
+      </w:r>
+    </w:p>
+    <w:p>
+      <w:r>
+        <w:t>Corrections (v3.1.0): Vite dev server is :5173 (3000 is Grafana); there is no Redis service; the Helm chart is deploy/chart/ulms; migration guidance fixed to create the next free version (V19+) — never recreate V18.</w:t>
+      </w:r>
+    </w:p>
     <w:sectPr>
       <w:headerReference w:type="default" r:id="rId9"/>
       <w:footerReference w:type="default" r:id="rId10"/>
